--- a/RecordPrograms/week7/BANK.docx
+++ b/RecordPrograms/week7/BANK.docx
@@ -2,15 +2,28 @@
 <file path=word/document.xml><?xml version="1.0" encoding="utf-8"?>
 <w:document xmlns:wpc="http://schemas.microsoft.com/office/word/2010/wordprocessingCanvas" xmlns:cx="http://schemas.microsoft.com/office/drawing/2014/chartex" xmlns:cx1="http://schemas.microsoft.com/office/drawing/2015/9/8/chartex" xmlns:cx2="http://schemas.microsoft.com/office/drawing/2015/10/21/chartex" xmlns:cx3="http://schemas.microsoft.com/office/drawing/2016/5/9/chartex" xmlns:cx4="http://schemas.microsoft.com/office/drawing/2016/5/10/chartex" xmlns:cx5="http://schemas.microsoft.com/office/drawing/2016/5/11/chartex" xmlns:cx6="http://schemas.microsoft.com/office/drawing/2016/5/12/chartex" xmlns:cx7="http://schemas.microsoft.com/office/drawing/2016/5/13/chartex" xmlns:cx8="http://schemas.microsoft.com/office/drawing/2016/5/14/chartex" xmlns:mc="http://schemas.openxmlformats.org/markup-compatibility/2006" xmlns:aink="http://schemas.microsoft.com/office/drawing/2016/ink" xmlns:am3d="http://schemas.microsoft.com/office/drawing/2017/model3d" xmlns:o="urn:schemas-microsoft-com:office:office" xmlns:oel="http://schemas.microsoft.com/office/2019/extlst" xmlns:r="http://schemas.openxmlformats.org/officeDocument/2006/relationships" xmlns:m="http://schemas.openxmlformats.org/officeDocument/2006/math" xmlns:v="urn:schemas-microsoft-com:vml" xmlns:wp14="http://schemas.microsoft.com/office/word/2010/wordprocessingDrawing" xmlns:wp="http://schemas.openxmlformats.org/drawingml/2006/wordprocessingDrawing" xmlns:w10="urn:schemas-microsoft-com:office:word" xmlns:w="http://schemas.openxmlformats.org/wordprocessingml/2006/main" xmlns:w14="http://schemas.microsoft.com/office/word/2010/wordml" xmlns:w15="http://schemas.microsoft.com/office/word/2012/wordml" xmlns:w16cex="http://schemas.microsoft.com/office/word/2018/wordml/cex" xmlns:w16cid="http://schemas.microsoft.com/office/word/2016/wordml/cid" xmlns:w16="http://schemas.microsoft.com/office/word/2018/wordml" xmlns:w16du="http://schemas.microsoft.com/office/word/2023/wordml/word16du" xmlns:w16sdtdh="http://schemas.microsoft.com/office/word/2020/wordml/sdtdatahash" xmlns:w16sdtfl="http://schemas.microsoft.com/office/word/2024/wordml/sdtformatlock" xmlns:w16se="http://schemas.microsoft.com/office/word/2015/wordml/symex" xmlns:wpg="http://schemas.microsoft.com/office/word/2010/wordprocessingGroup" xmlns:wpi="http://schemas.microsoft.com/office/word/2010/wordprocessingInk" xmlns:wne="http://schemas.microsoft.com/office/word/2006/wordml" xmlns:wps="http://schemas.microsoft.com/office/word/2010/wordprocessingShape" mc:Ignorable="w14 w15 w16se w16cid w16 w16cex w16sdtdh w16sdtfl w16du wp14">
   <w:body>
-    <w:p>
-      <w:r>
-        <w:t>Program 7: Method Overriding / Dynamic Polymorphism</w:t>
-      </w:r>
-    </w:p>
-    <w:p>
-      <w:r>
+    <w:p/>
+    <w:p>
+      <w:pPr>
+        <w:rPr>
+          <w:b/>
+          <w:bCs/>
+        </w:rPr>
+      </w:pPr>
+      <w:r>
+        <w:rPr>
+          <w:b/>
+          <w:bCs/>
+        </w:rPr>
         <w:t>Aim</w:t>
       </w:r>
+      <w:r>
+        <w:rPr>
+          <w:b/>
+          <w:bCs/>
+        </w:rPr>
+        <w:t>:</w:t>
+      </w:r>
     </w:p>
     <w:p>
       <w:r>
@@ -18,8 +31,18 @@
       </w:r>
     </w:p>
     <w:p>
-      <w:r>
-        <w:t>Steps</w:t>
+      <w:pPr>
+        <w:rPr>
+          <w:b/>
+          <w:bCs/>
+        </w:rPr>
+      </w:pPr>
+      <w:r>
+        <w:rPr>
+          <w:b/>
+          <w:bCs/>
+        </w:rPr>
+        <w:t>Steps:</w:t>
       </w:r>
     </w:p>
     <w:p>
@@ -63,9 +86,26 @@
       </w:r>
     </w:p>
     <w:p>
-      <w:r>
+      <w:pPr>
+        <w:rPr>
+          <w:b/>
+          <w:bCs/>
+        </w:rPr>
+      </w:pPr>
+      <w:r>
+        <w:rPr>
+          <w:b/>
+          <w:bCs/>
+        </w:rPr>
         <w:t>Algorithm</w:t>
       </w:r>
+      <w:r>
+        <w:rPr>
+          <w:b/>
+          <w:bCs/>
+        </w:rPr>
+        <w:t>:</w:t>
+      </w:r>
     </w:p>
     <w:p>
       <w:r>
@@ -79,7 +119,20 @@
     </w:p>
     <w:p>
       <w:r>
-        <w:t>Define getRateOfInterest().</w:t>
+        <w:t xml:space="preserve">Define </w:t>
+      </w:r>
+      <w:proofErr w:type="spellStart"/>
+      <w:proofErr w:type="gramStart"/>
+      <w:r>
+        <w:t>getRateOfInterest</w:t>
+      </w:r>
+      <w:proofErr w:type="spellEnd"/>
+      <w:r>
+        <w:t>(</w:t>
+      </w:r>
+      <w:proofErr w:type="gramEnd"/>
+      <w:r>
+        <w:t>).</w:t>
       </w:r>
     </w:p>
     <w:p>
@@ -113,7 +166,965 @@
       </w:r>
     </w:p>
     <w:p>
-      <w:r>
+      <w:pPr>
+        <w:rPr>
+          <w:b/>
+          <w:bCs/>
+        </w:rPr>
+      </w:pPr>
+      <w:r>
+        <w:rPr>
+          <w:b/>
+          <w:bCs/>
+        </w:rPr>
+        <w:t>Code:</w:t>
+      </w:r>
+    </w:p>
+    <w:p>
+      <w:r>
+        <w:rPr>
+          <w:b/>
+          <w:bCs/>
+        </w:rPr>
+        <w:t>package</w:t>
+      </w:r>
+      <w:r>
+        <w:t xml:space="preserve"> basics;</w:t>
+      </w:r>
+    </w:p>
+    <w:p>
+      <w:r>
+        <w:rPr>
+          <w:b/>
+          <w:bCs/>
+        </w:rPr>
+        <w:t>import</w:t>
+      </w:r>
+      <w:r>
+        <w:t xml:space="preserve"> </w:t>
+      </w:r>
+      <w:proofErr w:type="spellStart"/>
+      <w:proofErr w:type="gramStart"/>
+      <w:r>
+        <w:t>java.util</w:t>
+      </w:r>
+      <w:proofErr w:type="gramEnd"/>
+      <w:r>
+        <w:t>.Scanner</w:t>
+      </w:r>
+      <w:proofErr w:type="spellEnd"/>
+      <w:r>
+        <w:t>;</w:t>
+      </w:r>
+    </w:p>
+    <w:p/>
+    <w:p>
+      <w:r>
+        <w:rPr>
+          <w:b/>
+          <w:bCs/>
+        </w:rPr>
+        <w:t>class</w:t>
+      </w:r>
+      <w:r>
+        <w:t xml:space="preserve"> Account {</w:t>
+      </w:r>
+    </w:p>
+    <w:p>
+      <w:r>
+        <w:lastRenderedPageBreak/>
+        <w:t xml:space="preserve">    </w:t>
+      </w:r>
+      <w:r>
+        <w:rPr>
+          <w:b/>
+          <w:bCs/>
+        </w:rPr>
+        <w:t>double</w:t>
+      </w:r>
+      <w:r>
+        <w:t xml:space="preserve"> </w:t>
+      </w:r>
+      <w:proofErr w:type="spellStart"/>
+      <w:proofErr w:type="gramStart"/>
+      <w:r>
+        <w:t>getRateOfInterest</w:t>
+      </w:r>
+      <w:proofErr w:type="spellEnd"/>
+      <w:r>
+        <w:t>(</w:t>
+      </w:r>
+      <w:proofErr w:type="gramEnd"/>
+      <w:r>
+        <w:t>) {</w:t>
+      </w:r>
+    </w:p>
+    <w:p>
+      <w:r>
+        <w:t xml:space="preserve">        </w:t>
+      </w:r>
+      <w:r>
+        <w:rPr>
+          <w:b/>
+          <w:bCs/>
+        </w:rPr>
+        <w:t>return</w:t>
+      </w:r>
+      <w:r>
+        <w:t xml:space="preserve"> 0;</w:t>
+      </w:r>
+    </w:p>
+    <w:p>
+      <w:r>
+        <w:t xml:space="preserve">    }</w:t>
+      </w:r>
+    </w:p>
+    <w:p>
+      <w:r>
+        <w:t>}</w:t>
+      </w:r>
+    </w:p>
+    <w:p/>
+    <w:p>
+      <w:r>
+        <w:rPr>
+          <w:b/>
+          <w:bCs/>
+        </w:rPr>
+        <w:t>class</w:t>
+      </w:r>
+      <w:r>
+        <w:t xml:space="preserve"> RBI </w:t>
+      </w:r>
+      <w:r>
+        <w:rPr>
+          <w:b/>
+          <w:bCs/>
+        </w:rPr>
+        <w:t>extends</w:t>
+      </w:r>
+      <w:r>
+        <w:t xml:space="preserve"> Account {</w:t>
+      </w:r>
+    </w:p>
+    <w:p>
+      <w:r>
+        <w:t xml:space="preserve">    </w:t>
+      </w:r>
+      <w:r>
+        <w:rPr>
+          <w:b/>
+          <w:bCs/>
+        </w:rPr>
+        <w:t>double</w:t>
+      </w:r>
+      <w:r>
+        <w:t xml:space="preserve"> </w:t>
+      </w:r>
+      <w:proofErr w:type="spellStart"/>
+      <w:proofErr w:type="gramStart"/>
+      <w:r>
+        <w:t>getRateOfInterest</w:t>
+      </w:r>
+      <w:proofErr w:type="spellEnd"/>
+      <w:r>
+        <w:t>(</w:t>
+      </w:r>
+      <w:proofErr w:type="gramEnd"/>
+      <w:r>
+        <w:t>) {</w:t>
+      </w:r>
+    </w:p>
+    <w:p>
+      <w:r>
+        <w:t xml:space="preserve">        </w:t>
+      </w:r>
+      <w:r>
+        <w:rPr>
+          <w:b/>
+          <w:bCs/>
+        </w:rPr>
+        <w:t>return</w:t>
+      </w:r>
+      <w:r>
+        <w:t xml:space="preserve"> 4;</w:t>
+      </w:r>
+    </w:p>
+    <w:p>
+      <w:r>
+        <w:t xml:space="preserve">    }</w:t>
+      </w:r>
+    </w:p>
+    <w:p>
+      <w:r>
+        <w:t>}</w:t>
+      </w:r>
+    </w:p>
+    <w:p/>
+    <w:p>
+      <w:r>
+        <w:rPr>
+          <w:b/>
+          <w:bCs/>
+        </w:rPr>
+        <w:t>class</w:t>
+      </w:r>
+      <w:r>
+        <w:t xml:space="preserve"> SBI </w:t>
+      </w:r>
+      <w:r>
+        <w:rPr>
+          <w:b/>
+          <w:bCs/>
+        </w:rPr>
+        <w:t>extends</w:t>
+      </w:r>
+      <w:r>
+        <w:t xml:space="preserve"> RBI {</w:t>
+      </w:r>
+    </w:p>
+    <w:p>
+      <w:r>
+        <w:t xml:space="preserve">    </w:t>
+      </w:r>
+      <w:r>
+        <w:rPr>
+          <w:b/>
+          <w:bCs/>
+        </w:rPr>
+        <w:t>double</w:t>
+      </w:r>
+      <w:r>
+        <w:t xml:space="preserve"> </w:t>
+      </w:r>
+      <w:proofErr w:type="spellStart"/>
+      <w:proofErr w:type="gramStart"/>
+      <w:r>
+        <w:t>getRateOfInterest</w:t>
+      </w:r>
+      <w:proofErr w:type="spellEnd"/>
+      <w:r>
+        <w:t>(</w:t>
+      </w:r>
+      <w:proofErr w:type="gramEnd"/>
+      <w:r>
+        <w:t>) {</w:t>
+      </w:r>
+    </w:p>
+    <w:p>
+      <w:r>
+        <w:t xml:space="preserve">        </w:t>
+      </w:r>
+      <w:r>
+        <w:rPr>
+          <w:b/>
+          <w:bCs/>
+        </w:rPr>
+        <w:t>return</w:t>
+      </w:r>
+      <w:r>
+        <w:t xml:space="preserve"> 7;</w:t>
+      </w:r>
+    </w:p>
+    <w:p>
+      <w:r>
+        <w:t xml:space="preserve">    }</w:t>
+      </w:r>
+    </w:p>
+    <w:p>
+      <w:r>
+        <w:t>}</w:t>
+      </w:r>
+    </w:p>
+    <w:p/>
+    <w:p>
+      <w:r>
+        <w:rPr>
+          <w:b/>
+          <w:bCs/>
+        </w:rPr>
+        <w:t>class</w:t>
+      </w:r>
+      <w:r>
+        <w:t xml:space="preserve"> ICICI </w:t>
+      </w:r>
+      <w:r>
+        <w:rPr>
+          <w:b/>
+          <w:bCs/>
+        </w:rPr>
+        <w:t>extends</w:t>
+      </w:r>
+      <w:r>
+        <w:t xml:space="preserve"> RBI {</w:t>
+      </w:r>
+    </w:p>
+    <w:p>
+      <w:r>
+        <w:t xml:space="preserve">    </w:t>
+      </w:r>
+      <w:r>
+        <w:rPr>
+          <w:b/>
+          <w:bCs/>
+        </w:rPr>
+        <w:t>double</w:t>
+      </w:r>
+      <w:r>
+        <w:t xml:space="preserve"> </w:t>
+      </w:r>
+      <w:proofErr w:type="spellStart"/>
+      <w:proofErr w:type="gramStart"/>
+      <w:r>
+        <w:t>getRateOfInterest</w:t>
+      </w:r>
+      <w:proofErr w:type="spellEnd"/>
+      <w:r>
+        <w:t>(</w:t>
+      </w:r>
+      <w:proofErr w:type="gramEnd"/>
+      <w:r>
+        <w:t>) {</w:t>
+      </w:r>
+    </w:p>
+    <w:p>
+      <w:r>
+        <w:t xml:space="preserve">        </w:t>
+      </w:r>
+      <w:r>
+        <w:rPr>
+          <w:b/>
+          <w:bCs/>
+        </w:rPr>
+        <w:t>return</w:t>
+      </w:r>
+      <w:r>
+        <w:t xml:space="preserve"> 6;</w:t>
+      </w:r>
+    </w:p>
+    <w:p>
+      <w:r>
+        <w:t xml:space="preserve">    }</w:t>
+      </w:r>
+    </w:p>
+    <w:p>
+      <w:r>
+        <w:t>}</w:t>
+      </w:r>
+    </w:p>
+    <w:p/>
+    <w:p>
+      <w:r>
+        <w:rPr>
+          <w:b/>
+          <w:bCs/>
+        </w:rPr>
+        <w:t>class</w:t>
+      </w:r>
+      <w:r>
+        <w:t xml:space="preserve"> PNB </w:t>
+      </w:r>
+      <w:r>
+        <w:rPr>
+          <w:b/>
+          <w:bCs/>
+        </w:rPr>
+        <w:t>extends</w:t>
+      </w:r>
+      <w:r>
+        <w:t xml:space="preserve"> RBI {</w:t>
+      </w:r>
+    </w:p>
+    <w:p>
+      <w:r>
+        <w:t xml:space="preserve">    </w:t>
+      </w:r>
+      <w:r>
+        <w:rPr>
+          <w:b/>
+          <w:bCs/>
+        </w:rPr>
+        <w:t>double</w:t>
+      </w:r>
+      <w:r>
+        <w:t xml:space="preserve"> </w:t>
+      </w:r>
+      <w:proofErr w:type="spellStart"/>
+      <w:proofErr w:type="gramStart"/>
+      <w:r>
+        <w:t>getRateOfInterest</w:t>
+      </w:r>
+      <w:proofErr w:type="spellEnd"/>
+      <w:r>
+        <w:t>(</w:t>
+      </w:r>
+      <w:proofErr w:type="gramEnd"/>
+      <w:r>
+        <w:t>) {</w:t>
+      </w:r>
+    </w:p>
+    <w:p>
+      <w:r>
+        <w:t xml:space="preserve">        </w:t>
+      </w:r>
+      <w:r>
+        <w:rPr>
+          <w:b/>
+          <w:bCs/>
+        </w:rPr>
+        <w:t>return</w:t>
+      </w:r>
+      <w:r>
+        <w:t xml:space="preserve"> 5;</w:t>
+      </w:r>
+    </w:p>
+    <w:p>
+      <w:r>
+        <w:t xml:space="preserve">    }</w:t>
+      </w:r>
+    </w:p>
+    <w:p>
+      <w:r>
+        <w:t>}</w:t>
+      </w:r>
+    </w:p>
+    <w:p/>
+    <w:p>
+      <w:r>
+        <w:rPr>
+          <w:b/>
+          <w:bCs/>
+        </w:rPr>
+        <w:t>public</w:t>
+      </w:r>
+      <w:r>
+        <w:t xml:space="preserve"> </w:t>
+      </w:r>
+      <w:r>
+        <w:rPr>
+          <w:b/>
+          <w:bCs/>
+        </w:rPr>
+        <w:t>class</w:t>
+      </w:r>
+      <w:r>
+        <w:t xml:space="preserve"> </w:t>
+      </w:r>
+      <w:proofErr w:type="spellStart"/>
+      <w:r>
+        <w:t>BankDemo</w:t>
+      </w:r>
+      <w:proofErr w:type="spellEnd"/>
+      <w:r>
+        <w:t xml:space="preserve"> {</w:t>
+      </w:r>
+    </w:p>
+    <w:p>
+      <w:r>
+        <w:t xml:space="preserve">    </w:t>
+      </w:r>
+      <w:r>
+        <w:rPr>
+          <w:b/>
+          <w:bCs/>
+        </w:rPr>
+        <w:t>public</w:t>
+      </w:r>
+      <w:r>
+        <w:t xml:space="preserve"> </w:t>
+      </w:r>
+      <w:r>
+        <w:rPr>
+          <w:b/>
+          <w:bCs/>
+        </w:rPr>
+        <w:t>static</w:t>
+      </w:r>
+      <w:r>
+        <w:t xml:space="preserve"> </w:t>
+      </w:r>
+      <w:r>
+        <w:rPr>
+          <w:b/>
+          <w:bCs/>
+        </w:rPr>
+        <w:t>void</w:t>
+      </w:r>
+      <w:r>
+        <w:t xml:space="preserve"> </w:t>
+      </w:r>
+      <w:proofErr w:type="gramStart"/>
+      <w:r>
+        <w:t>main(String[</w:t>
+      </w:r>
+      <w:proofErr w:type="gramEnd"/>
+      <w:r>
+        <w:t xml:space="preserve">] </w:t>
+      </w:r>
+      <w:proofErr w:type="spellStart"/>
+      <w:r>
+        <w:t>args</w:t>
+      </w:r>
+      <w:proofErr w:type="spellEnd"/>
+      <w:r>
+        <w:t>) {</w:t>
+      </w:r>
+    </w:p>
+    <w:p/>
+    <w:p>
+      <w:r>
+        <w:t xml:space="preserve">        Scanner </w:t>
+      </w:r>
+      <w:proofErr w:type="spellStart"/>
+      <w:r>
+        <w:t>sc</w:t>
+      </w:r>
+      <w:proofErr w:type="spellEnd"/>
+      <w:r>
+        <w:t xml:space="preserve"> = </w:t>
+      </w:r>
+      <w:r>
+        <w:rPr>
+          <w:b/>
+          <w:bCs/>
+        </w:rPr>
+        <w:t>new</w:t>
+      </w:r>
+      <w:r>
+        <w:t xml:space="preserve"> </w:t>
+      </w:r>
+      <w:proofErr w:type="gramStart"/>
+      <w:r>
+        <w:t>Scanner(</w:t>
+      </w:r>
+      <w:proofErr w:type="gramEnd"/>
+      <w:r>
+        <w:t>System.</w:t>
+      </w:r>
+      <w:r>
+        <w:rPr>
+          <w:b/>
+          <w:bCs/>
+          <w:i/>
+          <w:iCs/>
+        </w:rPr>
+        <w:t>in</w:t>
+      </w:r>
+      <w:r>
+        <w:t>);</w:t>
+      </w:r>
+    </w:p>
+    <w:p/>
+    <w:p>
+      <w:r>
+        <w:t xml:space="preserve">        </w:t>
+      </w:r>
+      <w:proofErr w:type="spellStart"/>
+      <w:r>
+        <w:t>System.</w:t>
+      </w:r>
+      <w:r>
+        <w:rPr>
+          <w:b/>
+          <w:bCs/>
+          <w:i/>
+          <w:iCs/>
+        </w:rPr>
+        <w:t>out</w:t>
+      </w:r>
+      <w:r>
+        <w:t>.print</w:t>
+      </w:r>
+      <w:proofErr w:type="spellEnd"/>
+      <w:r>
+        <w:t>("Enter the Bank name to find the rate of Interest: ");</w:t>
+      </w:r>
+    </w:p>
+    <w:p>
+      <w:r>
+        <w:t xml:space="preserve">        String bank = </w:t>
+      </w:r>
+      <w:proofErr w:type="spellStart"/>
+      <w:proofErr w:type="gramStart"/>
+      <w:r>
+        <w:t>sc.nextLine</w:t>
+      </w:r>
+      <w:proofErr w:type="spellEnd"/>
+      <w:proofErr w:type="gramEnd"/>
+      <w:r>
+        <w:t>();</w:t>
+      </w:r>
+    </w:p>
+    <w:p/>
+    <w:p>
+      <w:r>
+        <w:t xml:space="preserve">        Account </w:t>
+      </w:r>
+      <w:proofErr w:type="spellStart"/>
+      <w:r>
+        <w:t>account</w:t>
+      </w:r>
+      <w:proofErr w:type="spellEnd"/>
+      <w:r>
+        <w:t>;</w:t>
+      </w:r>
+    </w:p>
+    <w:p/>
+    <w:p>
+      <w:r>
+        <w:t xml:space="preserve">        </w:t>
+      </w:r>
+      <w:r>
+        <w:rPr>
+          <w:b/>
+          <w:bCs/>
+        </w:rPr>
+        <w:t>if</w:t>
+      </w:r>
+      <w:r>
+        <w:t xml:space="preserve"> (</w:t>
+      </w:r>
+      <w:proofErr w:type="spellStart"/>
+      <w:proofErr w:type="gramStart"/>
+      <w:r>
+        <w:t>bank.equalsIgnoreCase</w:t>
+      </w:r>
+      <w:proofErr w:type="spellEnd"/>
+      <w:proofErr w:type="gramEnd"/>
+      <w:r>
+        <w:t>("RBI")) {</w:t>
+      </w:r>
+    </w:p>
+    <w:p>
+      <w:r>
+        <w:t xml:space="preserve">            account = </w:t>
+      </w:r>
+      <w:r>
+        <w:rPr>
+          <w:b/>
+          <w:bCs/>
+        </w:rPr>
+        <w:t>new</w:t>
+      </w:r>
+      <w:r>
+        <w:t xml:space="preserve"> </w:t>
+      </w:r>
+      <w:proofErr w:type="gramStart"/>
+      <w:r>
+        <w:t>RBI(</w:t>
+      </w:r>
+      <w:proofErr w:type="gramEnd"/>
+      <w:r>
+        <w:t>);</w:t>
+      </w:r>
+    </w:p>
+    <w:p>
+      <w:r>
+        <w:t xml:space="preserve">        } </w:t>
+      </w:r>
+      <w:r>
+        <w:rPr>
+          <w:b/>
+          <w:bCs/>
+        </w:rPr>
+        <w:t>else</w:t>
+      </w:r>
+      <w:r>
+        <w:t xml:space="preserve"> </w:t>
+      </w:r>
+      <w:r>
+        <w:rPr>
+          <w:b/>
+          <w:bCs/>
+        </w:rPr>
+        <w:t>if</w:t>
+      </w:r>
+      <w:r>
+        <w:t xml:space="preserve"> (</w:t>
+      </w:r>
+      <w:proofErr w:type="spellStart"/>
+      <w:proofErr w:type="gramStart"/>
+      <w:r>
+        <w:t>bank.equalsIgnoreCase</w:t>
+      </w:r>
+      <w:proofErr w:type="spellEnd"/>
+      <w:proofErr w:type="gramEnd"/>
+      <w:r>
+        <w:t>("SBI")) {</w:t>
+      </w:r>
+    </w:p>
+    <w:p>
+      <w:r>
+        <w:t xml:space="preserve">            account = </w:t>
+      </w:r>
+      <w:r>
+        <w:rPr>
+          <w:b/>
+          <w:bCs/>
+        </w:rPr>
+        <w:t>new</w:t>
+      </w:r>
+      <w:r>
+        <w:t xml:space="preserve"> </w:t>
+      </w:r>
+      <w:proofErr w:type="gramStart"/>
+      <w:r>
+        <w:t>SBI(</w:t>
+      </w:r>
+      <w:proofErr w:type="gramEnd"/>
+      <w:r>
+        <w:t>);</w:t>
+      </w:r>
+    </w:p>
+    <w:p>
+      <w:r>
+        <w:t xml:space="preserve">        } </w:t>
+      </w:r>
+      <w:r>
+        <w:rPr>
+          <w:b/>
+          <w:bCs/>
+        </w:rPr>
+        <w:t>else</w:t>
+      </w:r>
+      <w:r>
+        <w:t xml:space="preserve"> </w:t>
+      </w:r>
+      <w:r>
+        <w:rPr>
+          <w:b/>
+          <w:bCs/>
+        </w:rPr>
+        <w:t>if</w:t>
+      </w:r>
+      <w:r>
+        <w:t xml:space="preserve"> (</w:t>
+      </w:r>
+      <w:proofErr w:type="spellStart"/>
+      <w:proofErr w:type="gramStart"/>
+      <w:r>
+        <w:t>bank.equalsIgnoreCase</w:t>
+      </w:r>
+      <w:proofErr w:type="spellEnd"/>
+      <w:proofErr w:type="gramEnd"/>
+      <w:r>
+        <w:t>("ICICI")) {</w:t>
+      </w:r>
+    </w:p>
+    <w:p>
+      <w:r>
+        <w:t xml:space="preserve">            account = </w:t>
+      </w:r>
+      <w:r>
+        <w:rPr>
+          <w:b/>
+          <w:bCs/>
+        </w:rPr>
+        <w:t>new</w:t>
+      </w:r>
+      <w:r>
+        <w:t xml:space="preserve"> </w:t>
+      </w:r>
+      <w:proofErr w:type="gramStart"/>
+      <w:r>
+        <w:t>ICICI(</w:t>
+      </w:r>
+      <w:proofErr w:type="gramEnd"/>
+      <w:r>
+        <w:t>);</w:t>
+      </w:r>
+    </w:p>
+    <w:p>
+      <w:r>
+        <w:t xml:space="preserve">        } </w:t>
+      </w:r>
+      <w:r>
+        <w:rPr>
+          <w:b/>
+          <w:bCs/>
+        </w:rPr>
+        <w:t>else</w:t>
+      </w:r>
+      <w:r>
+        <w:t xml:space="preserve"> </w:t>
+      </w:r>
+      <w:r>
+        <w:rPr>
+          <w:b/>
+          <w:bCs/>
+        </w:rPr>
+        <w:t>if</w:t>
+      </w:r>
+      <w:r>
+        <w:t xml:space="preserve"> (</w:t>
+      </w:r>
+      <w:proofErr w:type="spellStart"/>
+      <w:proofErr w:type="gramStart"/>
+      <w:r>
+        <w:t>bank.equalsIgnoreCase</w:t>
+      </w:r>
+      <w:proofErr w:type="spellEnd"/>
+      <w:proofErr w:type="gramEnd"/>
+      <w:r>
+        <w:t>("PNB")) {</w:t>
+      </w:r>
+    </w:p>
+    <w:p>
+      <w:r>
+        <w:t xml:space="preserve">            account = </w:t>
+      </w:r>
+      <w:r>
+        <w:rPr>
+          <w:b/>
+          <w:bCs/>
+        </w:rPr>
+        <w:t>new</w:t>
+      </w:r>
+      <w:r>
+        <w:t xml:space="preserve"> </w:t>
+      </w:r>
+      <w:proofErr w:type="gramStart"/>
+      <w:r>
+        <w:t>PNB(</w:t>
+      </w:r>
+      <w:proofErr w:type="gramEnd"/>
+      <w:r>
+        <w:t>);</w:t>
+      </w:r>
+    </w:p>
+    <w:p>
+      <w:r>
+        <w:t xml:space="preserve">        } </w:t>
+      </w:r>
+      <w:r>
+        <w:rPr>
+          <w:b/>
+          <w:bCs/>
+        </w:rPr>
+        <w:t>else</w:t>
+      </w:r>
+      <w:r>
+        <w:t xml:space="preserve"> {</w:t>
+      </w:r>
+    </w:p>
+    <w:p>
+      <w:r>
+        <w:t xml:space="preserve">            </w:t>
+      </w:r>
+      <w:proofErr w:type="spellStart"/>
+      <w:r>
+        <w:t>System.</w:t>
+      </w:r>
+      <w:r>
+        <w:rPr>
+          <w:b/>
+          <w:bCs/>
+          <w:i/>
+          <w:iCs/>
+        </w:rPr>
+        <w:t>out</w:t>
+      </w:r>
+      <w:r>
+        <w:t>.println</w:t>
+      </w:r>
+      <w:proofErr w:type="spellEnd"/>
+      <w:r>
+        <w:t>("Invalid Bank");</w:t>
+      </w:r>
+    </w:p>
+    <w:p>
+      <w:r>
+        <w:t xml:space="preserve">            </w:t>
+      </w:r>
+      <w:r>
+        <w:rPr>
+          <w:b/>
+          <w:bCs/>
+        </w:rPr>
+        <w:t>return</w:t>
+      </w:r>
+      <w:r>
+        <w:t>;</w:t>
+      </w:r>
+    </w:p>
+    <w:p>
+      <w:r>
+        <w:t xml:space="preserve">        }</w:t>
+      </w:r>
+    </w:p>
+    <w:p/>
+    <w:p>
+      <w:r>
+        <w:t xml:space="preserve">        </w:t>
+      </w:r>
+      <w:proofErr w:type="spellStart"/>
+      <w:r>
+        <w:t>System.</w:t>
+      </w:r>
+      <w:r>
+        <w:rPr>
+          <w:b/>
+          <w:bCs/>
+          <w:i/>
+          <w:iCs/>
+        </w:rPr>
+        <w:t>out</w:t>
+      </w:r>
+      <w:r>
+        <w:t>.println</w:t>
+      </w:r>
+      <w:proofErr w:type="spellEnd"/>
+      <w:r>
+        <w:t xml:space="preserve">("Rate of interest </w:t>
+      </w:r>
+      <w:proofErr w:type="gramStart"/>
+      <w:r>
+        <w:t>is :</w:t>
+      </w:r>
+      <w:proofErr w:type="gramEnd"/>
+      <w:r>
+        <w:t xml:space="preserve"> "</w:t>
+      </w:r>
+    </w:p>
+    <w:p>
+      <w:r>
+        <w:t xml:space="preserve">                + </w:t>
+      </w:r>
+      <w:proofErr w:type="spellStart"/>
+      <w:proofErr w:type="gramStart"/>
+      <w:r>
+        <w:t>account.getRateOfInterest</w:t>
+      </w:r>
+      <w:proofErr w:type="spellEnd"/>
+      <w:proofErr w:type="gramEnd"/>
+      <w:r>
+        <w:t>() + "%");</w:t>
+      </w:r>
+    </w:p>
+    <w:p>
+      <w:r>
+        <w:t xml:space="preserve">    }</w:t>
+      </w:r>
+    </w:p>
+    <w:p>
+      <w:r>
+        <w:t>}</w:t>
+      </w:r>
+    </w:p>
+    <w:p/>
+    <w:p/>
+    <w:p>
+      <w:pPr>
+        <w:rPr>
+          <w:b/>
+          <w:bCs/>
+        </w:rPr>
+      </w:pPr>
+      <w:r>
+        <w:rPr>
+          <w:b/>
+          <w:bCs/>
+        </w:rPr>
         <w:t>UML DIAGRAM:</w:t>
       </w:r>
     </w:p>
@@ -157,348 +1168,419 @@
     </w:p>
     <w:p>
       <w:r>
+        <w:t xml:space="preserve">                 </w:t>
+      </w:r>
+      <w:r>
+        <w:rPr>
+          <w:rFonts w:ascii="MS Gothic" w:eastAsia="MS Gothic" w:hAnsi="MS Gothic" w:cs="MS Gothic" w:hint="eastAsia"/>
+        </w:rPr>
+        <w:t>├</w:t>
+      </w:r>
+      <w:r>
+        <w:rPr>
+          <w:rFonts w:ascii="Aptos" w:hAnsi="Aptos" w:cs="Aptos"/>
+        </w:rPr>
+        <w:t>──────────────────────</w:t>
+      </w:r>
+      <w:r>
+        <w:rPr>
+          <w:rFonts w:ascii="MS Gothic" w:eastAsia="MS Gothic" w:hAnsi="MS Gothic" w:cs="MS Gothic" w:hint="eastAsia"/>
+        </w:rPr>
+        <w:t>┤</w:t>
+      </w:r>
+    </w:p>
+    <w:p>
+      <w:r>
+        <w:t xml:space="preserve">                 │ + </w:t>
+      </w:r>
+      <w:proofErr w:type="spellStart"/>
+      <w:proofErr w:type="gramStart"/>
+      <w:r>
+        <w:t>getRateOfInterest</w:t>
+      </w:r>
+      <w:proofErr w:type="spellEnd"/>
+      <w:r>
+        <w:t>(</w:t>
+      </w:r>
+      <w:proofErr w:type="gramEnd"/>
+      <w:r>
+        <w:t>)│</w:t>
+      </w:r>
+    </w:p>
+    <w:p>
+      <w:r>
+        <w:t xml:space="preserve">                 └──────────</w:t>
+      </w:r>
+      <w:r>
+        <w:rPr>
+          <w:rFonts w:ascii="MS Gothic" w:eastAsia="MS Gothic" w:hAnsi="MS Gothic" w:cs="MS Gothic" w:hint="eastAsia"/>
+        </w:rPr>
+        <w:t>┬</w:t>
+      </w:r>
+      <w:r>
+        <w:rPr>
+          <w:rFonts w:ascii="Aptos" w:hAnsi="Aptos" w:cs="Aptos"/>
+        </w:rPr>
+        <w:t>───────────┘</w:t>
+      </w:r>
+    </w:p>
+    <w:p>
+      <w:r>
+        <w:t xml:space="preserve">                            </w:t>
+      </w:r>
+      <w:r>
+        <w:rPr>
+          <w:rFonts w:ascii="Cambria Math" w:hAnsi="Cambria Math" w:cs="Cambria Math"/>
+        </w:rPr>
+        <w:t>△</w:t>
+      </w:r>
+    </w:p>
+    <w:p>
+      <w:r>
+        <w:t xml:space="preserve">                            │</w:t>
+      </w:r>
+    </w:p>
+    <w:p>
+      <w:r>
+        <w:t xml:space="preserve">                    ┌───────</w:t>
+      </w:r>
+      <w:r>
+        <w:rPr>
+          <w:rFonts w:ascii="MS Gothic" w:eastAsia="MS Gothic" w:hAnsi="MS Gothic" w:cs="MS Gothic" w:hint="eastAsia"/>
+        </w:rPr>
+        <w:t>┴</w:t>
+      </w:r>
+      <w:r>
+        <w:rPr>
+          <w:rFonts w:ascii="Aptos" w:hAnsi="Aptos" w:cs="Aptos"/>
+        </w:rPr>
+        <w:t>───────┐</w:t>
+      </w:r>
+    </w:p>
+    <w:p>
+      <w:r>
+        <w:t xml:space="preserve">                    │      RBI      │</w:t>
+      </w:r>
+    </w:p>
+    <w:p>
+      <w:r>
+        <w:t xml:space="preserve">                    </w:t>
+      </w:r>
+      <w:r>
+        <w:rPr>
+          <w:rFonts w:ascii="MS Gothic" w:eastAsia="MS Gothic" w:hAnsi="MS Gothic" w:cs="MS Gothic" w:hint="eastAsia"/>
+        </w:rPr>
+        <w:t>├</w:t>
+      </w:r>
+      <w:r>
+        <w:rPr>
+          <w:rFonts w:ascii="Aptos" w:hAnsi="Aptos" w:cs="Aptos"/>
+        </w:rPr>
+        <w:t>───────────────</w:t>
+      </w:r>
+      <w:r>
+        <w:rPr>
+          <w:rFonts w:ascii="MS Gothic" w:eastAsia="MS Gothic" w:hAnsi="MS Gothic" w:cs="MS Gothic" w:hint="eastAsia"/>
+        </w:rPr>
+        <w:t>┤</w:t>
+      </w:r>
+    </w:p>
+    <w:p>
+      <w:r>
+        <w:t xml:space="preserve">                    │               │</w:t>
+      </w:r>
+    </w:p>
+    <w:p>
+      <w:r>
+        <w:t xml:space="preserve">                    </w:t>
+      </w:r>
+      <w:r>
+        <w:rPr>
+          <w:rFonts w:ascii="MS Gothic" w:eastAsia="MS Gothic" w:hAnsi="MS Gothic" w:cs="MS Gothic" w:hint="eastAsia"/>
+        </w:rPr>
+        <w:t>├</w:t>
+      </w:r>
+      <w:r>
+        <w:rPr>
+          <w:rFonts w:ascii="Aptos" w:hAnsi="Aptos" w:cs="Aptos"/>
+        </w:rPr>
+        <w:t>───────────────</w:t>
+      </w:r>
+      <w:r>
+        <w:rPr>
+          <w:rFonts w:ascii="MS Gothic" w:eastAsia="MS Gothic" w:hAnsi="MS Gothic" w:cs="MS Gothic" w:hint="eastAsia"/>
+        </w:rPr>
+        <w:t>┤</w:t>
+      </w:r>
+    </w:p>
+    <w:p>
+      <w:r>
+        <w:t xml:space="preserve">                    │ + </w:t>
+      </w:r>
+      <w:proofErr w:type="spellStart"/>
+      <w:proofErr w:type="gramStart"/>
+      <w:r>
+        <w:t>getRateOfInterest</w:t>
+      </w:r>
+      <w:proofErr w:type="spellEnd"/>
+      <w:r>
+        <w:t>(</w:t>
+      </w:r>
+      <w:proofErr w:type="gramEnd"/>
+      <w:r>
+        <w:t>) │</w:t>
+      </w:r>
+    </w:p>
+    <w:p>
+      <w:r>
+        <w:t xml:space="preserve">                    └───────</w:t>
+      </w:r>
+      <w:r>
+        <w:rPr>
+          <w:rFonts w:ascii="MS Gothic" w:eastAsia="MS Gothic" w:hAnsi="MS Gothic" w:cs="MS Gothic" w:hint="eastAsia"/>
+        </w:rPr>
+        <w:t>┬</w:t>
+      </w:r>
+      <w:r>
+        <w:rPr>
+          <w:rFonts w:ascii="Aptos" w:hAnsi="Aptos" w:cs="Aptos"/>
+        </w:rPr>
+        <w:t>───────┘</w:t>
+      </w:r>
+    </w:p>
+    <w:p>
+      <w:r>
+        <w:t xml:space="preserve">                            </w:t>
+      </w:r>
+      <w:r>
+        <w:rPr>
+          <w:rFonts w:ascii="Cambria Math" w:hAnsi="Cambria Math" w:cs="Cambria Math"/>
+        </w:rPr>
+        <w:t>△</w:t>
+      </w:r>
+    </w:p>
+    <w:p>
+      <w:r>
+        <w:t xml:space="preserve">              ┌─────────────</w:t>
+      </w:r>
+      <w:r>
+        <w:rPr>
+          <w:rFonts w:ascii="MS Gothic" w:eastAsia="MS Gothic" w:hAnsi="MS Gothic" w:cs="MS Gothic" w:hint="eastAsia"/>
+        </w:rPr>
+        <w:t>┼</w:t>
+      </w:r>
+      <w:r>
+        <w:rPr>
+          <w:rFonts w:ascii="Aptos" w:hAnsi="Aptos" w:cs="Aptos"/>
+        </w:rPr>
+        <w:t>─────────────┐</w:t>
+      </w:r>
+    </w:p>
+    <w:p>
+      <w:r>
+        <w:t xml:space="preserve">              │             │             │</w:t>
+      </w:r>
+    </w:p>
+    <w:p>
+      <w:r>
+        <w:t xml:space="preserve">       ┌────────────┐ ┌────────────┐ ┌────────────┐</w:t>
+      </w:r>
+    </w:p>
+    <w:p>
+      <w:r>
+        <w:t xml:space="preserve">       │    SBI     │ │   ICICI    │ │    PNB     │</w:t>
+      </w:r>
+    </w:p>
+    <w:p>
+      <w:r>
+        <w:t xml:space="preserve">       </w:t>
+      </w:r>
+      <w:r>
+        <w:rPr>
+          <w:rFonts w:ascii="MS Gothic" w:eastAsia="MS Gothic" w:hAnsi="MS Gothic" w:cs="MS Gothic" w:hint="eastAsia"/>
+        </w:rPr>
+        <w:t>├</w:t>
+      </w:r>
+      <w:r>
+        <w:rPr>
+          <w:rFonts w:ascii="Aptos" w:hAnsi="Aptos" w:cs="Aptos"/>
+        </w:rPr>
+        <w:t>────────────</w:t>
+      </w:r>
+      <w:r>
+        <w:rPr>
+          <w:rFonts w:ascii="MS Gothic" w:eastAsia="MS Gothic" w:hAnsi="MS Gothic" w:cs="MS Gothic" w:hint="eastAsia"/>
+        </w:rPr>
+        <w:t>┤</w:t>
+      </w:r>
+      <w:r>
+        <w:t xml:space="preserve"> </w:t>
+      </w:r>
+      <w:r>
+        <w:rPr>
+          <w:rFonts w:ascii="MS Gothic" w:eastAsia="MS Gothic" w:hAnsi="MS Gothic" w:cs="MS Gothic" w:hint="eastAsia"/>
+        </w:rPr>
+        <w:t>├</w:t>
+      </w:r>
+      <w:r>
+        <w:rPr>
+          <w:rFonts w:ascii="Aptos" w:hAnsi="Aptos" w:cs="Aptos"/>
+        </w:rPr>
+        <w:t>────────────</w:t>
+      </w:r>
+      <w:r>
+        <w:rPr>
+          <w:rFonts w:ascii="MS Gothic" w:eastAsia="MS Gothic" w:hAnsi="MS Gothic" w:cs="MS Gothic" w:hint="eastAsia"/>
+        </w:rPr>
+        <w:t>┤</w:t>
+      </w:r>
+      <w:r>
+        <w:t xml:space="preserve"> </w:t>
+      </w:r>
+      <w:r>
+        <w:rPr>
+          <w:rFonts w:ascii="MS Gothic" w:eastAsia="MS Gothic" w:hAnsi="MS Gothic" w:cs="MS Gothic" w:hint="eastAsia"/>
+        </w:rPr>
+        <w:t>├</w:t>
+      </w:r>
+      <w:r>
+        <w:rPr>
+          <w:rFonts w:ascii="Aptos" w:hAnsi="Aptos" w:cs="Aptos"/>
+        </w:rPr>
+        <w:t>────────────</w:t>
+      </w:r>
+      <w:r>
+        <w:rPr>
+          <w:rFonts w:ascii="MS Gothic" w:eastAsia="MS Gothic" w:hAnsi="MS Gothic" w:cs="MS Gothic" w:hint="eastAsia"/>
+        </w:rPr>
+        <w:t>┤</w:t>
+      </w:r>
+    </w:p>
+    <w:p>
+      <w:r>
+        <w:t xml:space="preserve">       │            │ │            │ │            │</w:t>
+      </w:r>
+    </w:p>
+    <w:p>
+      <w:r>
+        <w:t xml:space="preserve">       </w:t>
+      </w:r>
+      <w:r>
+        <w:rPr>
+          <w:rFonts w:ascii="MS Gothic" w:eastAsia="MS Gothic" w:hAnsi="MS Gothic" w:cs="MS Gothic" w:hint="eastAsia"/>
+        </w:rPr>
+        <w:t>├</w:t>
+      </w:r>
+      <w:r>
+        <w:rPr>
+          <w:rFonts w:ascii="Aptos" w:hAnsi="Aptos" w:cs="Aptos"/>
+        </w:rPr>
+        <w:t>────────────</w:t>
+      </w:r>
+      <w:r>
+        <w:rPr>
+          <w:rFonts w:ascii="MS Gothic" w:eastAsia="MS Gothic" w:hAnsi="MS Gothic" w:cs="MS Gothic" w:hint="eastAsia"/>
+        </w:rPr>
+        <w:t>┤</w:t>
+      </w:r>
+      <w:r>
+        <w:t xml:space="preserve"> </w:t>
+      </w:r>
+      <w:r>
+        <w:rPr>
+          <w:rFonts w:ascii="MS Gothic" w:eastAsia="MS Gothic" w:hAnsi="MS Gothic" w:cs="MS Gothic" w:hint="eastAsia"/>
+        </w:rPr>
+        <w:t>├</w:t>
+      </w:r>
+      <w:r>
+        <w:rPr>
+          <w:rFonts w:ascii="Aptos" w:hAnsi="Aptos" w:cs="Aptos"/>
+        </w:rPr>
+        <w:t>────────────</w:t>
+      </w:r>
+      <w:r>
+        <w:rPr>
+          <w:rFonts w:ascii="MS Gothic" w:eastAsia="MS Gothic" w:hAnsi="MS Gothic" w:cs="MS Gothic" w:hint="eastAsia"/>
+        </w:rPr>
+        <w:t>┤</w:t>
+      </w:r>
+      <w:r>
+        <w:t xml:space="preserve"> </w:t>
+      </w:r>
+      <w:r>
+        <w:rPr>
+          <w:rFonts w:ascii="MS Gothic" w:eastAsia="MS Gothic" w:hAnsi="MS Gothic" w:cs="MS Gothic" w:hint="eastAsia"/>
+        </w:rPr>
+        <w:t>├</w:t>
+      </w:r>
+      <w:r>
+        <w:rPr>
+          <w:rFonts w:ascii="Aptos" w:hAnsi="Aptos" w:cs="Aptos"/>
+        </w:rPr>
+        <w:t>────────────</w:t>
+      </w:r>
+      <w:r>
+        <w:rPr>
+          <w:rFonts w:ascii="MS Gothic" w:eastAsia="MS Gothic" w:hAnsi="MS Gothic" w:cs="MS Gothic" w:hint="eastAsia"/>
+        </w:rPr>
+        <w:t>┤</w:t>
+      </w:r>
+    </w:p>
+    <w:p>
+      <w:r>
         <w:lastRenderedPageBreak/>
-        <w:t xml:space="preserve">                 </w:t>
-      </w:r>
-      <w:r>
-        <w:rPr>
-          <w:rFonts w:ascii="MS Gothic" w:eastAsia="MS Gothic" w:hAnsi="MS Gothic" w:cs="MS Gothic" w:hint="eastAsia"/>
-        </w:rPr>
-        <w:t>├</w:t>
-      </w:r>
-      <w:r>
-        <w:rPr>
-          <w:rFonts w:ascii="Aptos" w:hAnsi="Aptos" w:cs="Aptos"/>
-        </w:rPr>
-        <w:t>──────────────────────</w:t>
-      </w:r>
-      <w:r>
-        <w:rPr>
-          <w:rFonts w:ascii="MS Gothic" w:eastAsia="MS Gothic" w:hAnsi="MS Gothic" w:cs="MS Gothic" w:hint="eastAsia"/>
-        </w:rPr>
-        <w:t>┤</w:t>
-      </w:r>
-    </w:p>
-    <w:p>
-      <w:r>
-        <w:t xml:space="preserve">                 │ + getRateOfInterest()│</w:t>
-      </w:r>
-    </w:p>
-    <w:p>
-      <w:r>
-        <w:t xml:space="preserve">                 └──────────</w:t>
-      </w:r>
-      <w:r>
-        <w:rPr>
-          <w:rFonts w:ascii="MS Gothic" w:eastAsia="MS Gothic" w:hAnsi="MS Gothic" w:cs="MS Gothic" w:hint="eastAsia"/>
-        </w:rPr>
-        <w:t>┬</w:t>
-      </w:r>
-      <w:r>
-        <w:rPr>
-          <w:rFonts w:ascii="Aptos" w:hAnsi="Aptos" w:cs="Aptos"/>
-        </w:rPr>
-        <w:t>───────────┘</w:t>
-      </w:r>
-    </w:p>
-    <w:p>
-      <w:r>
-        <w:t xml:space="preserve">                            </w:t>
-      </w:r>
-      <w:r>
-        <w:rPr>
-          <w:rFonts w:ascii="Cambria Math" w:hAnsi="Cambria Math" w:cs="Cambria Math"/>
-        </w:rPr>
-        <w:t>△</w:t>
-      </w:r>
-    </w:p>
-    <w:p>
-      <w:r>
-        <w:t xml:space="preserve">                            │</w:t>
-      </w:r>
-    </w:p>
-    <w:p>
-      <w:r>
-        <w:t xml:space="preserve">                    ┌───────</w:t>
-      </w:r>
-      <w:r>
-        <w:rPr>
-          <w:rFonts w:ascii="MS Gothic" w:eastAsia="MS Gothic" w:hAnsi="MS Gothic" w:cs="MS Gothic" w:hint="eastAsia"/>
-        </w:rPr>
-        <w:t>┴</w:t>
-      </w:r>
-      <w:r>
-        <w:rPr>
-          <w:rFonts w:ascii="Aptos" w:hAnsi="Aptos" w:cs="Aptos"/>
-        </w:rPr>
-        <w:t>───────┐</w:t>
-      </w:r>
-    </w:p>
-    <w:p>
-      <w:r>
-        <w:t xml:space="preserve">                    │      RBI      │</w:t>
-      </w:r>
-    </w:p>
-    <w:p>
-      <w:r>
-        <w:t xml:space="preserve">                    </w:t>
-      </w:r>
-      <w:r>
-        <w:rPr>
-          <w:rFonts w:ascii="MS Gothic" w:eastAsia="MS Gothic" w:hAnsi="MS Gothic" w:cs="MS Gothic" w:hint="eastAsia"/>
-        </w:rPr>
-        <w:t>├</w:t>
-      </w:r>
-      <w:r>
-        <w:rPr>
-          <w:rFonts w:ascii="Aptos" w:hAnsi="Aptos" w:cs="Aptos"/>
-        </w:rPr>
-        <w:t>───────────────</w:t>
-      </w:r>
-      <w:r>
-        <w:rPr>
-          <w:rFonts w:ascii="MS Gothic" w:eastAsia="MS Gothic" w:hAnsi="MS Gothic" w:cs="MS Gothic" w:hint="eastAsia"/>
-        </w:rPr>
-        <w:t>┤</w:t>
-      </w:r>
-    </w:p>
-    <w:p>
-      <w:r>
-        <w:t xml:space="preserve">                    │               │</w:t>
-      </w:r>
-    </w:p>
-    <w:p>
-      <w:r>
-        <w:t xml:space="preserve">                    </w:t>
-      </w:r>
-      <w:r>
-        <w:rPr>
-          <w:rFonts w:ascii="MS Gothic" w:eastAsia="MS Gothic" w:hAnsi="MS Gothic" w:cs="MS Gothic" w:hint="eastAsia"/>
-        </w:rPr>
-        <w:t>├</w:t>
-      </w:r>
-      <w:r>
-        <w:rPr>
-          <w:rFonts w:ascii="Aptos" w:hAnsi="Aptos" w:cs="Aptos"/>
-        </w:rPr>
-        <w:t>───────────────</w:t>
-      </w:r>
-      <w:r>
-        <w:rPr>
-          <w:rFonts w:ascii="MS Gothic" w:eastAsia="MS Gothic" w:hAnsi="MS Gothic" w:cs="MS Gothic" w:hint="eastAsia"/>
-        </w:rPr>
-        <w:t>┤</w:t>
-      </w:r>
-    </w:p>
-    <w:p>
-      <w:r>
-        <w:t xml:space="preserve">                    │ + getRateOfInterest() │</w:t>
-      </w:r>
-    </w:p>
-    <w:p>
-      <w:r>
-        <w:t xml:space="preserve">                    └───────</w:t>
-      </w:r>
-      <w:r>
-        <w:rPr>
-          <w:rFonts w:ascii="MS Gothic" w:eastAsia="MS Gothic" w:hAnsi="MS Gothic" w:cs="MS Gothic" w:hint="eastAsia"/>
-        </w:rPr>
-        <w:t>┬</w:t>
-      </w:r>
-      <w:r>
-        <w:rPr>
-          <w:rFonts w:ascii="Aptos" w:hAnsi="Aptos" w:cs="Aptos"/>
-        </w:rPr>
-        <w:t>───────┘</w:t>
-      </w:r>
-    </w:p>
-    <w:p>
-      <w:r>
-        <w:t xml:space="preserve">                            </w:t>
-      </w:r>
-      <w:r>
-        <w:rPr>
-          <w:rFonts w:ascii="Cambria Math" w:hAnsi="Cambria Math" w:cs="Cambria Math"/>
-        </w:rPr>
-        <w:t>△</w:t>
-      </w:r>
-    </w:p>
-    <w:p>
-      <w:r>
-        <w:t xml:space="preserve">              ┌─────────────</w:t>
-      </w:r>
-      <w:r>
-        <w:rPr>
-          <w:rFonts w:ascii="MS Gothic" w:eastAsia="MS Gothic" w:hAnsi="MS Gothic" w:cs="MS Gothic" w:hint="eastAsia"/>
-        </w:rPr>
-        <w:t>┼</w:t>
-      </w:r>
-      <w:r>
-        <w:rPr>
-          <w:rFonts w:ascii="Aptos" w:hAnsi="Aptos" w:cs="Aptos"/>
-        </w:rPr>
-        <w:t>─────────────┐</w:t>
-      </w:r>
-    </w:p>
-    <w:p>
-      <w:r>
-        <w:t xml:space="preserve">              │             │             │</w:t>
-      </w:r>
-    </w:p>
-    <w:p>
-      <w:r>
-        <w:t xml:space="preserve">       ┌────────────┐ ┌────────────┐ ┌────────────┐</w:t>
-      </w:r>
-    </w:p>
-    <w:p>
-      <w:r>
-        <w:t xml:space="preserve">       │    SBI     │ │   ICICI    │ │    PNB     │</w:t>
+        <w:t xml:space="preserve">       │+ </w:t>
+      </w:r>
+      <w:proofErr w:type="spellStart"/>
+      <w:r>
+        <w:t>getRateOf</w:t>
+      </w:r>
+      <w:proofErr w:type="spellEnd"/>
+      <w:r>
+        <w:t xml:space="preserve"> │ │+ </w:t>
+      </w:r>
+      <w:proofErr w:type="spellStart"/>
+      <w:r>
+        <w:t>getRateOf</w:t>
+      </w:r>
+      <w:proofErr w:type="spellEnd"/>
+      <w:r>
+        <w:t xml:space="preserve"> │ │+ </w:t>
+      </w:r>
+      <w:proofErr w:type="spellStart"/>
+      <w:r>
+        <w:t>getRateOf</w:t>
+      </w:r>
+      <w:proofErr w:type="spellEnd"/>
+      <w:r>
+        <w:t xml:space="preserve"> │</w:t>
       </w:r>
     </w:p>
     <w:p>
       <w:r>
         <w:t xml:space="preserve">       </w:t>
       </w:r>
-      <w:r>
-        <w:rPr>
-          <w:rFonts w:ascii="MS Gothic" w:eastAsia="MS Gothic" w:hAnsi="MS Gothic" w:cs="MS Gothic" w:hint="eastAsia"/>
-        </w:rPr>
-        <w:t>├</w:t>
-      </w:r>
-      <w:r>
-        <w:rPr>
-          <w:rFonts w:ascii="Aptos" w:hAnsi="Aptos" w:cs="Aptos"/>
-        </w:rPr>
-        <w:t>────────────</w:t>
-      </w:r>
-      <w:r>
-        <w:rPr>
-          <w:rFonts w:ascii="MS Gothic" w:eastAsia="MS Gothic" w:hAnsi="MS Gothic" w:cs="MS Gothic" w:hint="eastAsia"/>
-        </w:rPr>
-        <w:t>┤</w:t>
-      </w:r>
+      <w:proofErr w:type="gramStart"/>
+      <w:r>
+        <w:t>│  Interest()│</w:t>
+      </w:r>
+      <w:proofErr w:type="gramEnd"/>
       <w:r>
         <w:t xml:space="preserve"> </w:t>
       </w:r>
-      <w:r>
-        <w:rPr>
-          <w:rFonts w:ascii="MS Gothic" w:eastAsia="MS Gothic" w:hAnsi="MS Gothic" w:cs="MS Gothic" w:hint="eastAsia"/>
-        </w:rPr>
-        <w:t>├</w:t>
-      </w:r>
-      <w:r>
-        <w:rPr>
-          <w:rFonts w:ascii="Aptos" w:hAnsi="Aptos" w:cs="Aptos"/>
-        </w:rPr>
-        <w:t>────────────</w:t>
-      </w:r>
-      <w:r>
-        <w:rPr>
-          <w:rFonts w:ascii="MS Gothic" w:eastAsia="MS Gothic" w:hAnsi="MS Gothic" w:cs="MS Gothic" w:hint="eastAsia"/>
-        </w:rPr>
-        <w:t>┤</w:t>
-      </w:r>
+      <w:proofErr w:type="gramStart"/>
+      <w:r>
+        <w:t>│  Interest()│</w:t>
+      </w:r>
+      <w:proofErr w:type="gramEnd"/>
       <w:r>
         <w:t xml:space="preserve"> </w:t>
       </w:r>
-      <w:r>
-        <w:rPr>
-          <w:rFonts w:ascii="MS Gothic" w:eastAsia="MS Gothic" w:hAnsi="MS Gothic" w:cs="MS Gothic" w:hint="eastAsia"/>
-        </w:rPr>
-        <w:t>├</w:t>
-      </w:r>
-      <w:r>
-        <w:rPr>
-          <w:rFonts w:ascii="Aptos" w:hAnsi="Aptos" w:cs="Aptos"/>
-        </w:rPr>
-        <w:t>────────────</w:t>
-      </w:r>
-      <w:r>
-        <w:rPr>
-          <w:rFonts w:ascii="MS Gothic" w:eastAsia="MS Gothic" w:hAnsi="MS Gothic" w:cs="MS Gothic" w:hint="eastAsia"/>
-        </w:rPr>
-        <w:t>┤</w:t>
-      </w:r>
-    </w:p>
-    <w:p>
-      <w:r>
-        <w:t xml:space="preserve">       │            │ │            │ │            │</w:t>
-      </w:r>
-    </w:p>
-    <w:p>
-      <w:r>
-        <w:t xml:space="preserve">       </w:t>
-      </w:r>
-      <w:r>
-        <w:rPr>
-          <w:rFonts w:ascii="MS Gothic" w:eastAsia="MS Gothic" w:hAnsi="MS Gothic" w:cs="MS Gothic" w:hint="eastAsia"/>
-        </w:rPr>
-        <w:t>├</w:t>
-      </w:r>
-      <w:r>
-        <w:rPr>
-          <w:rFonts w:ascii="Aptos" w:hAnsi="Aptos" w:cs="Aptos"/>
-        </w:rPr>
-        <w:t>────────────</w:t>
-      </w:r>
-      <w:r>
-        <w:rPr>
-          <w:rFonts w:ascii="MS Gothic" w:eastAsia="MS Gothic" w:hAnsi="MS Gothic" w:cs="MS Gothic" w:hint="eastAsia"/>
-        </w:rPr>
-        <w:t>┤</w:t>
-      </w:r>
-      <w:r>
-        <w:t xml:space="preserve"> </w:t>
-      </w:r>
-      <w:r>
-        <w:rPr>
-          <w:rFonts w:ascii="MS Gothic" w:eastAsia="MS Gothic" w:hAnsi="MS Gothic" w:cs="MS Gothic" w:hint="eastAsia"/>
-        </w:rPr>
-        <w:t>├</w:t>
-      </w:r>
-      <w:r>
-        <w:rPr>
-          <w:rFonts w:ascii="Aptos" w:hAnsi="Aptos" w:cs="Aptos"/>
-        </w:rPr>
-        <w:t>────────────</w:t>
-      </w:r>
-      <w:r>
-        <w:rPr>
-          <w:rFonts w:ascii="MS Gothic" w:eastAsia="MS Gothic" w:hAnsi="MS Gothic" w:cs="MS Gothic" w:hint="eastAsia"/>
-        </w:rPr>
-        <w:t>┤</w:t>
-      </w:r>
-      <w:r>
-        <w:t xml:space="preserve"> </w:t>
-      </w:r>
-      <w:r>
-        <w:rPr>
-          <w:rFonts w:ascii="MS Gothic" w:eastAsia="MS Gothic" w:hAnsi="MS Gothic" w:cs="MS Gothic" w:hint="eastAsia"/>
-        </w:rPr>
-        <w:t>├</w:t>
-      </w:r>
-      <w:r>
-        <w:rPr>
-          <w:rFonts w:ascii="Aptos" w:hAnsi="Aptos" w:cs="Aptos"/>
-        </w:rPr>
-        <w:t>────────────</w:t>
-      </w:r>
-      <w:r>
-        <w:rPr>
-          <w:rFonts w:ascii="MS Gothic" w:eastAsia="MS Gothic" w:hAnsi="MS Gothic" w:cs="MS Gothic" w:hint="eastAsia"/>
-        </w:rPr>
-        <w:t>┤</w:t>
-      </w:r>
-    </w:p>
-    <w:p>
-      <w:r>
-        <w:t xml:space="preserve">       │+ getRateOf │ │+ getRateOf │ │+ getRateOf │</w:t>
-      </w:r>
-    </w:p>
-    <w:p>
-      <w:r>
-        <w:t xml:space="preserve">       │  Interest()│ │  Interest()│ │  Interest()│</w:t>
-      </w:r>
+      <w:proofErr w:type="gramStart"/>
+      <w:r>
+        <w:t>│  Interest()│</w:t>
+      </w:r>
+      <w:proofErr w:type="gramEnd"/>
     </w:p>
     <w:p>
       <w:r>
@@ -506,7 +1588,17 @@
       </w:r>
     </w:p>
     <w:p>
-      <w:r>
+      <w:pPr>
+        <w:rPr>
+          <w:b/>
+          <w:bCs/>
+        </w:rPr>
+      </w:pPr>
+      <w:r>
+        <w:rPr>
+          <w:b/>
+          <w:bCs/>
+        </w:rPr>
         <w:t>Output:</w:t>
       </w:r>
     </w:p>
@@ -515,7 +1607,6 @@
         <w:rPr>
           <w:noProof/>
         </w:rPr>
-        <w:lastRenderedPageBreak/>
         <w:drawing>
           <wp:inline distT="0" distB="0" distL="0" distR="0" wp14:anchorId="7C09AE8D" wp14:editId="3A9D6432">
             <wp:extent cx="5731510" cy="1619250"/>
@@ -1179,7 +2270,6 @@
   <w:style w:type="character" w:default="1" w:styleId="DefaultParagraphFont">
     <w:name w:val="Default Paragraph Font"/>
     <w:uiPriority w:val="1"/>
-    <w:semiHidden/>
     <w:unhideWhenUsed/>
   </w:style>
   <w:style w:type="table" w:default="1" w:styleId="TableNormal">
